--- a/eng/docx/22.content.docx
+++ b/eng/docx/22.content.docx
@@ -231,19 +231,7 @@
         <w:rPr>
           <w:lang w:val="en_US" w:bidi="en_US"/>
         </w:rPr>
-        <w:t xml:space="preserve">This verse gives the English title of the book. It acts as the title page, showing the genre (song) and linking to the likely author of some or all of the book (see </w:t>
-      </w:r>
-      <w:r>
-        <w:rPr>
-          <w:lang w:val="en_US" w:bidi="en_US"/>
-        </w:rPr>
-        <w:t>Song of Songs Book Introduction</w:t>
-      </w:r>
-      <w:r>
-        <w:rPr>
-          <w:lang w:val="en_US" w:bidi="en_US"/>
-        </w:rPr>
-        <w:t xml:space="preserve">, “Authorship”). The New Living Translation correctly sees "song of songs" as a Hebrew superlative. This means the song is the highest, best, or most sublime, likely making it more wonderful than any of Solomon’s 1,005 songs (see </w:t>
+        <w:t xml:space="preserve">This verse gives the English title of the book. It acts as the title page, showing the genre (song) and linking to the likely author of some or all of the book (see Song of Songs Book Introduction, “Authorship”). The New Living Translation correctly sees "song of songs" as a Hebrew superlative. This means the song is the highest, best, or most sublime, likely making it more wonderful than any of Solomon’s 1,005 songs (see </w:t>
       </w:r>
       <w:r>
         <w:rPr>
